--- a/Dados.docx
+++ b/Dados.docx
@@ -6942,8 +6942,6 @@
       <w:r>
         <w:t>https://xtravictory.blogspot.com/</w:t>
       </w:r>
-      <w:bookmarkStart w:id="0" w:name="_GoBack"/>
-      <w:bookmarkEnd w:id="0"/>
     </w:p>
     <w:p>
       <w:pPr>
@@ -11257,22 +11255,16 @@
         <w:contextualSpacing/>
       </w:pPr>
       <w:r>
-        <w:t xml:space="preserve">26. </w:t>
-      </w:r>
-      <w:r>
-        <w:t xml:space="preserve">Ruud Gullit </w:t>
-      </w:r>
-    </w:p>
-    <w:p>
-      <w:pPr>
-        <w:spacing w:after="0" w:line="240" w:lineRule="auto"/>
-        <w:contextualSpacing/>
-      </w:pPr>
-      <w:r>
-        <w:t xml:space="preserve">27. </w:t>
-      </w:r>
-      <w:r>
-        <w:t>Didi (Waldir Pereira)</w:t>
+        <w:t xml:space="preserve">26. Ruud Gullit </w:t>
+      </w:r>
+    </w:p>
+    <w:p>
+      <w:pPr>
+        <w:spacing w:after="0" w:line="240" w:lineRule="auto"/>
+        <w:contextualSpacing/>
+      </w:pPr>
+      <w:r>
+        <w:t>27. Didi (Waldir Pereira)</w:t>
       </w:r>
     </w:p>
     <w:p>
@@ -11498,25 +11490,25 @@
       </w:pPr>
       <w:r>
         <w:lastRenderedPageBreak/>
-        <w:t>52. Francisco Paco Gento</w:t>
-      </w:r>
-    </w:p>
-    <w:p>
-      <w:pPr>
-        <w:spacing w:after="0" w:line="240" w:lineRule="auto"/>
-        <w:contextualSpacing/>
-      </w:pPr>
-      <w:r>
-        <w:t>53. József Bozsik</w:t>
-      </w:r>
-    </w:p>
-    <w:p>
-      <w:pPr>
-        <w:spacing w:after="0" w:line="240" w:lineRule="auto"/>
-        <w:contextualSpacing/>
-      </w:pPr>
-      <w:r>
-        <w:t>54. Luis Suarez Miramontes</w:t>
+        <w:t>52. József Bozsik</w:t>
+      </w:r>
+    </w:p>
+    <w:p>
+      <w:pPr>
+        <w:spacing w:after="0" w:line="240" w:lineRule="auto"/>
+        <w:contextualSpacing/>
+      </w:pPr>
+      <w:r>
+        <w:t>53. Luis Suarez Miramontes</w:t>
+      </w:r>
+    </w:p>
+    <w:p>
+      <w:pPr>
+        <w:spacing w:after="0" w:line="240" w:lineRule="auto"/>
+        <w:contextualSpacing/>
+      </w:pPr>
+      <w:r>
+        <w:t>54. Francisco Paco Gento</w:t>
       </w:r>
     </w:p>
     <w:p>
@@ -11534,34 +11526,34 @@
         <w:contextualSpacing/>
       </w:pPr>
       <w:r>
-        <w:t>56. Karl-Heinz Rummenigge</w:t>
-      </w:r>
-    </w:p>
-    <w:p>
-      <w:pPr>
-        <w:spacing w:after="0" w:line="240" w:lineRule="auto"/>
-        <w:contextualSpacing/>
-      </w:pPr>
-      <w:r>
-        <w:t>57. Raymond Kopa</w:t>
-      </w:r>
-    </w:p>
-    <w:p>
-      <w:pPr>
-        <w:spacing w:after="0" w:line="240" w:lineRule="auto"/>
-        <w:contextualSpacing/>
-      </w:pPr>
-      <w:r>
-        <w:t>58. Fritz Walter</w:t>
-      </w:r>
-    </w:p>
-    <w:p>
-      <w:pPr>
-        <w:spacing w:after="0" w:line="240" w:lineRule="auto"/>
-        <w:contextualSpacing/>
-      </w:pPr>
-      <w:r>
-        <w:t>59. Ernst Ocwirk</w:t>
+        <w:t>56. Ernst Ocwirk</w:t>
+      </w:r>
+    </w:p>
+    <w:p>
+      <w:pPr>
+        <w:spacing w:after="0" w:line="240" w:lineRule="auto"/>
+        <w:contextualSpacing/>
+      </w:pPr>
+      <w:r>
+        <w:t>57. Karl-Heinz Rummenigge</w:t>
+      </w:r>
+    </w:p>
+    <w:p>
+      <w:pPr>
+        <w:spacing w:after="0" w:line="240" w:lineRule="auto"/>
+        <w:contextualSpacing/>
+      </w:pPr>
+      <w:r>
+        <w:t>58. Raymond Kopa</w:t>
+      </w:r>
+    </w:p>
+    <w:p>
+      <w:pPr>
+        <w:spacing w:after="0" w:line="240" w:lineRule="auto"/>
+        <w:contextualSpacing/>
+      </w:pPr>
+      <w:r>
+        <w:t>59. Fritz Walter</w:t>
       </w:r>
     </w:p>
     <w:p>
@@ -12544,16 +12536,16 @@
         <w:contextualSpacing/>
       </w:pPr>
       <w:r>
-        <w:t>168. Osvaldo Ardiles</w:t>
-      </w:r>
-    </w:p>
-    <w:p>
-      <w:pPr>
-        <w:spacing w:after="0" w:line="240" w:lineRule="auto"/>
-        <w:contextualSpacing/>
-      </w:pPr>
-      <w:r>
-        <w:t>169. Hugo Sánchez</w:t>
+        <w:t>168. Hugo Sánchez</w:t>
+      </w:r>
+    </w:p>
+    <w:p>
+      <w:pPr>
+        <w:spacing w:after="0" w:line="240" w:lineRule="auto"/>
+        <w:contextualSpacing/>
+      </w:pPr>
+      <w:r>
+        <w:t>169. Osvaldo Ardiles</w:t>
       </w:r>
     </w:p>
     <w:p>
@@ -12706,25 +12698,25 @@
         <w:contextualSpacing/>
       </w:pPr>
       <w:r>
-        <w:t>186. Juan Sebastián Verón</w:t>
-      </w:r>
-    </w:p>
-    <w:p>
-      <w:pPr>
-        <w:spacing w:after="0" w:line="240" w:lineRule="auto"/>
-        <w:contextualSpacing/>
-      </w:pPr>
-      <w:r>
-        <w:t>187. Jair da Rosa Pinto</w:t>
-      </w:r>
-    </w:p>
-    <w:p>
-      <w:pPr>
-        <w:spacing w:after="0" w:line="240" w:lineRule="auto"/>
-        <w:contextualSpacing/>
-      </w:pPr>
-      <w:r>
-        <w:t>188. Dragoslav Sekularac</w:t>
+        <w:t>186. Josip Skoblar</w:t>
+      </w:r>
+    </w:p>
+    <w:p>
+      <w:pPr>
+        <w:spacing w:after="0" w:line="240" w:lineRule="auto"/>
+        <w:contextualSpacing/>
+      </w:pPr>
+      <w:r>
+        <w:t>187. Juan Sebastián Verón</w:t>
+      </w:r>
+    </w:p>
+    <w:p>
+      <w:pPr>
+        <w:spacing w:after="0" w:line="240" w:lineRule="auto"/>
+        <w:contextualSpacing/>
+      </w:pPr>
+      <w:r>
+        <w:t>188. Jair da Rosa Pinto</w:t>
       </w:r>
     </w:p>
     <w:p>
@@ -12742,52 +12734,52 @@
         <w:contextualSpacing/>
       </w:pPr>
       <w:r>
-        <w:t>190. Didier Drogba</w:t>
-      </w:r>
-    </w:p>
-    <w:p>
-      <w:pPr>
-        <w:spacing w:after="0" w:line="240" w:lineRule="auto"/>
-        <w:contextualSpacing/>
-      </w:pPr>
-      <w:r>
-        <w:t>191. Álvaro Recoba</w:t>
-      </w:r>
-    </w:p>
-    <w:p>
-      <w:pPr>
-        <w:spacing w:after="0" w:line="240" w:lineRule="auto"/>
-        <w:contextualSpacing/>
-      </w:pPr>
-      <w:r>
-        <w:t>192. Faas Wilkes</w:t>
-      </w:r>
-    </w:p>
-    <w:p>
-      <w:pPr>
-        <w:spacing w:after="0" w:line="240" w:lineRule="auto"/>
-        <w:contextualSpacing/>
-      </w:pPr>
-      <w:r>
-        <w:t>193. Samuel Eto'o</w:t>
-      </w:r>
-    </w:p>
-    <w:p>
-      <w:pPr>
-        <w:spacing w:after="0" w:line="240" w:lineRule="auto"/>
-        <w:contextualSpacing/>
-      </w:pPr>
-      <w:r>
-        <w:t>194. György Orth</w:t>
-      </w:r>
-    </w:p>
-    <w:p>
-      <w:pPr>
-        <w:spacing w:after="0" w:line="240" w:lineRule="auto"/>
-        <w:contextualSpacing/>
-      </w:pPr>
-      <w:r>
-        <w:t>195. Josip Skoblar</w:t>
+        <w:t>190. Dragoslav Sekularac</w:t>
+      </w:r>
+    </w:p>
+    <w:p>
+      <w:pPr>
+        <w:spacing w:after="0" w:line="240" w:lineRule="auto"/>
+        <w:contextualSpacing/>
+      </w:pPr>
+      <w:r>
+        <w:t>191. Safet Susic</w:t>
+      </w:r>
+    </w:p>
+    <w:p>
+      <w:pPr>
+        <w:spacing w:after="0" w:line="240" w:lineRule="auto"/>
+        <w:contextualSpacing/>
+      </w:pPr>
+      <w:r>
+        <w:t>192. Didier Drogba</w:t>
+      </w:r>
+    </w:p>
+    <w:p>
+      <w:pPr>
+        <w:spacing w:after="0" w:line="240" w:lineRule="auto"/>
+        <w:contextualSpacing/>
+      </w:pPr>
+      <w:r>
+        <w:t>193. David Kipiani</w:t>
+      </w:r>
+    </w:p>
+    <w:p>
+      <w:pPr>
+        <w:spacing w:after="0" w:line="240" w:lineRule="auto"/>
+        <w:contextualSpacing/>
+      </w:pPr>
+      <w:r>
+        <w:t>194. Faas Wilkes</w:t>
+      </w:r>
+    </w:p>
+    <w:p>
+      <w:pPr>
+        <w:spacing w:after="0" w:line="240" w:lineRule="auto"/>
+        <w:contextualSpacing/>
+      </w:pPr>
+      <w:r>
+        <w:t>195. Samuel Eto'o</w:t>
       </w:r>
     </w:p>
     <w:p>
@@ -12823,17 +12815,19 @@
         <w:contextualSpacing/>
       </w:pPr>
       <w:r>
-        <w:t>199. Safet Susic</w:t>
-      </w:r>
-    </w:p>
-    <w:p>
-      <w:pPr>
-        <w:spacing w:after="0" w:line="240" w:lineRule="auto"/>
-        <w:contextualSpacing/>
-      </w:pPr>
-      <w:r>
-        <w:t>200. David Kipiani</w:t>
-      </w:r>
+        <w:t>199. György Orth</w:t>
+      </w:r>
+    </w:p>
+    <w:p>
+      <w:pPr>
+        <w:spacing w:after="0" w:line="240" w:lineRule="auto"/>
+        <w:contextualSpacing/>
+      </w:pPr>
+      <w:r>
+        <w:t>200. Álvaro Recoba</w:t>
+      </w:r>
+      <w:bookmarkStart w:id="0" w:name="_GoBack"/>
+      <w:bookmarkEnd w:id="0"/>
     </w:p>
     <w:p>
       <w:pPr>
